--- a/docs/Modelado de requisitos - Ojo al Gasto.docx
+++ b/docs/Modelado de requisitos - Ojo al Gasto.docx
@@ -14719,7 +14719,7 @@
           <w:sz w:val="20"/>
           <w:szCs w:val="20"/>
         </w:rPr>
-        <w:t xml:space="preserve">Los 25 requisitos que describen comportamientos observables del sistema. Cada ficha declara de dónde nace el requisito, su prioridad, de qué otros requisitos depende y cómo se comprueba que está cumplido.</w:t>
+        <w:t xml:space="preserve">Los 26 requisitos que describen comportamientos observables del sistema. Cada ficha declara de dónde nace el requisito, su prioridad, de qué otros requisitos depende y cómo se comprueba que está cumplido.</w:t>
       </w:r>
     </w:p>
     <w:p>
@@ -17621,7 +17621,7 @@
                 <w:sz w:val="18"/>
                 <w:szCs w:val="18"/>
               </w:rPr>
-              <w:t xml:space="preserve">RF-06, RF-13, RF-15</w:t>
+              <w:t xml:space="preserve">RF-06, RF-14, RF-15</w:t>
             </w:r>
           </w:p>
         </w:tc>
@@ -20454,6 +20454,258 @@
           <w:szCs w:val="20"/>
         </w:rPr>
         <w:t xml:space="preserve">Explicación cita montos, uso o presupuesto reales asociados a la recomendación.</w:t>
+      </w:r>
+    </w:p>
+    <w:p>
+      <w:pPr>
+        <w:pStyle w:val="Heading3"/>
+        <w:spacing w:after="100" w:before="260"/>
+      </w:pPr>
+      <w:r>
+        <w:rPr>
+          <w:b/>
+          <w:bCs/>
+          <w:color w:val="2E5395"/>
+          <w:sz w:val="21"/>
+          <w:szCs w:val="21"/>
+        </w:rPr>
+        <w:t xml:space="preserve">RF-26 · Aislar los datos por cuenta: toda consulta o modificación sobre suscripcion…</w:t>
+      </w:r>
+    </w:p>
+    <w:tbl>
+      <w:tblPr>
+        <w:tblW w:type="dxa" w:w="9360"/>
+        <w:tblBorders>
+          <w:top w:val="single" w:color="C7D3E2" w:sz="4"/>
+          <w:left w:val="single" w:color="C7D3E2" w:sz="4"/>
+          <w:bottom w:val="single" w:color="C7D3E2" w:sz="4"/>
+          <w:right w:val="single" w:color="C7D3E2" w:sz="4"/>
+          <w:insideH w:val="none" w:sz="0"/>
+          <w:insideV w:val="single" w:color="C7D3E2" w:sz="4"/>
+        </w:tblBorders>
+      </w:tblPr>
+      <w:tblGrid>
+        <w:gridCol w:w="2340"/>
+        <w:gridCol w:w="2340"/>
+        <w:gridCol w:w="2340"/>
+        <w:gridCol w:w="2340"/>
+      </w:tblGrid>
+      <w:tr>
+        <w:tc>
+          <w:tcPr>
+            <w:tcW w:type="dxa" w:w="2340"/>
+            <w:shd w:fill="F4F7FB" w:color="auto" w:val="clear"/>
+            <w:tcMar>
+              <w:top w:type="dxa" w:w="60"/>
+              <w:left w:type="dxa" w:w="110"/>
+              <w:bottom w:type="dxa" w:w="60"/>
+              <w:right w:type="dxa" w:w="110"/>
+            </w:tcMar>
+          </w:tcPr>
+          <w:p>
+            <w:pPr>
+              <w:spacing w:after="20"/>
+            </w:pPr>
+            <w:r>
+              <w:rPr>
+                <w:b/>
+                <w:bCs/>
+                <w:caps/>
+                <w:color w:val="5B6675"/>
+                <w:sz w:val="15"/>
+                <w:szCs w:val="15"/>
+              </w:rPr>
+              <w:t xml:space="preserve">Tipo</w:t>
+            </w:r>
+          </w:p>
+          <w:p>
+            <w:pPr>
+              <w:spacing w:after="0"/>
+            </w:pPr>
+            <w:r>
+              <w:rPr>
+                <w:sz w:val="18"/>
+                <w:szCs w:val="18"/>
+              </w:rPr>
+              <w:t xml:space="preserve">Funcional</w:t>
+            </w:r>
+          </w:p>
+        </w:tc>
+        <w:tc>
+          <w:tcPr>
+            <w:tcW w:type="dxa" w:w="2340"/>
+            <w:shd w:fill="F4F7FB" w:color="auto" w:val="clear"/>
+            <w:tcMar>
+              <w:top w:type="dxa" w:w="60"/>
+              <w:left w:type="dxa" w:w="110"/>
+              <w:bottom w:type="dxa" w:w="60"/>
+              <w:right w:type="dxa" w:w="110"/>
+            </w:tcMar>
+          </w:tcPr>
+          <w:p>
+            <w:pPr>
+              <w:spacing w:after="20"/>
+            </w:pPr>
+            <w:r>
+              <w:rPr>
+                <w:b/>
+                <w:bCs/>
+                <w:caps/>
+                <w:color w:val="5B6675"/>
+                <w:sz w:val="15"/>
+                <w:szCs w:val="15"/>
+              </w:rPr>
+              <w:t xml:space="preserve">Fuente</w:t>
+            </w:r>
+          </w:p>
+          <w:p>
+            <w:pPr>
+              <w:spacing w:after="0"/>
+            </w:pPr>
+            <w:r>
+              <w:rPr>
+                <w:sz w:val="18"/>
+                <w:szCs w:val="18"/>
+              </w:rPr>
+              <w:t xml:space="preserve">Derivado de RF-07, RF-09, RF-14 y RF-16; RN-SEG-001</w:t>
+            </w:r>
+          </w:p>
+        </w:tc>
+        <w:tc>
+          <w:tcPr>
+            <w:tcW w:type="dxa" w:w="2340"/>
+            <w:shd w:fill="F4F7FB" w:color="auto" w:val="clear"/>
+            <w:tcMar>
+              <w:top w:type="dxa" w:w="60"/>
+              <w:left w:type="dxa" w:w="110"/>
+              <w:bottom w:type="dxa" w:w="60"/>
+              <w:right w:type="dxa" w:w="110"/>
+            </w:tcMar>
+          </w:tcPr>
+          <w:p>
+            <w:pPr>
+              <w:spacing w:after="20"/>
+            </w:pPr>
+            <w:r>
+              <w:rPr>
+                <w:b/>
+                <w:bCs/>
+                <w:caps/>
+                <w:color w:val="5B6675"/>
+                <w:sz w:val="15"/>
+                <w:szCs w:val="15"/>
+              </w:rPr>
+              <w:t xml:space="preserve">Prioridad</w:t>
+            </w:r>
+          </w:p>
+          <w:p>
+            <w:pPr>
+              <w:spacing w:after="0"/>
+            </w:pPr>
+            <w:r>
+              <w:rPr>
+                <w:sz w:val="18"/>
+                <w:szCs w:val="18"/>
+              </w:rPr>
+              <w:t xml:space="preserve">Must</w:t>
+            </w:r>
+          </w:p>
+        </w:tc>
+        <w:tc>
+          <w:tcPr>
+            <w:tcW w:type="dxa" w:w="2340"/>
+            <w:shd w:fill="F4F7FB" w:color="auto" w:val="clear"/>
+            <w:tcMar>
+              <w:top w:type="dxa" w:w="60"/>
+              <w:left w:type="dxa" w:w="110"/>
+              <w:bottom w:type="dxa" w:w="60"/>
+              <w:right w:type="dxa" w:w="110"/>
+            </w:tcMar>
+          </w:tcPr>
+          <w:p>
+            <w:pPr>
+              <w:spacing w:after="20"/>
+            </w:pPr>
+            <w:r>
+              <w:rPr>
+                <w:b/>
+                <w:bCs/>
+                <w:caps/>
+                <w:color w:val="5B6675"/>
+                <w:sz w:val="15"/>
+                <w:szCs w:val="15"/>
+              </w:rPr>
+              <w:t xml:space="preserve">Dependencias</w:t>
+            </w:r>
+          </w:p>
+          <w:p>
+            <w:pPr>
+              <w:spacing w:after="0"/>
+            </w:pPr>
+            <w:r>
+              <w:rPr>
+                <w:sz w:val="18"/>
+                <w:szCs w:val="18"/>
+              </w:rPr>
+              <w:t xml:space="preserve">RF-02</w:t>
+            </w:r>
+          </w:p>
+        </w:tc>
+      </w:tr>
+    </w:tbl>
+    <w:p>
+      <w:pPr>
+        <w:spacing w:after="140"/>
+      </w:pPr>
+    </w:p>
+    <w:p>
+      <w:pPr>
+        <w:spacing w:after="110" w:line="290"/>
+        <w:ind w:left="280"/>
+        <w:jc w:val="both"/>
+      </w:pPr>
+      <w:r>
+        <w:rPr>
+          <w:b/>
+          <w:bCs/>
+          <w:caps/>
+          <w:color w:val="5B6675"/>
+          <w:sz w:val="18"/>
+          <w:szCs w:val="18"/>
+        </w:rPr>
+        <w:t xml:space="preserve">Requisito  </w:t>
+      </w:r>
+      <w:r>
+        <w:rPr>
+          <w:sz w:val="20"/>
+          <w:szCs w:val="20"/>
+        </w:rPr>
+        <w:t xml:space="preserve">Aislar los datos por cuenta: toda consulta o modificación sobre suscripciones, cobros, registros de uso, alertas, recomendaciones y conversaciones del asistente aplica exclusivamente a la cuenta autenticada. Un usuario no puede acceder a recursos de otro, ni siquiera conociendo su identificador.</w:t>
+      </w:r>
+    </w:p>
+    <w:p>
+      <w:pPr>
+        <w:spacing w:after="110" w:line="290"/>
+        <w:ind w:left="280"/>
+        <w:jc w:val="both"/>
+      </w:pPr>
+      <w:r>
+        <w:rPr>
+          <w:b/>
+          <w:bCs/>
+          <w:caps/>
+          <w:color w:val="5B6675"/>
+          <w:sz w:val="18"/>
+          <w:szCs w:val="18"/>
+        </w:rPr>
+        <w:t xml:space="preserve">Criterio de aceptación  </w:t>
+      </w:r>
+      <w:r>
+        <w:rPr>
+          <w:sz w:val="20"/>
+          <w:szCs w:val="20"/>
+        </w:rPr>
+        <w:t xml:space="preserve">Dado el identificador de un recurso perteneciente a otra cuenta, cuando el usuario autenticado lo solicita, entonces el sistema responde «no autorizado» o «no existe», sin revelar si el recurso existe. Al listar cualquier recurso, el usuario obtiene únicamente los propios.</w:t>
       </w:r>
     </w:p>
     <w:p>
@@ -36391,7 +36643,7 @@
                 <w:sz w:val="16"/>
                 <w:szCs w:val="16"/>
               </w:rPr>
-              <w:t xml:space="preserve">RF-06, RF-13, RF-15</w:t>
+              <w:t xml:space="preserve">RF-06, RF-14, RF-15</w:t>
             </w:r>
           </w:p>
         </w:tc>
@@ -38012,6 +38264,141 @@
                 <w:szCs w:val="16"/>
               </w:rPr>
               <w:t xml:space="preserve">RF-24</w:t>
+            </w:r>
+          </w:p>
+        </w:tc>
+      </w:tr>
+      <w:tr>
+        <w:trPr>
+          <w:tblHeader w:val="false"/>
+        </w:trPr>
+        <w:tc>
+          <w:tcPr>
+            <w:tcW w:type="dxa" w:w="780"/>
+            <w:shd w:fill="FFFFFF" w:color="auto" w:val="clear"/>
+            <w:tcMar>
+              <w:top w:type="dxa" w:w="60"/>
+              <w:left w:type="dxa" w:w="90"/>
+              <w:bottom w:type="dxa" w:w="60"/>
+              <w:right w:type="dxa" w:w="90"/>
+            </w:tcMar>
+          </w:tcPr>
+          <w:p>
+            <w:pPr>
+              <w:spacing w:after="0" w:line="250"/>
+            </w:pPr>
+            <w:r>
+              <w:rPr>
+                <w:b w:val="false"/>
+                <w:bCs w:val="false"/>
+                <w:sz w:val="16"/>
+                <w:szCs w:val="16"/>
+              </w:rPr>
+              <w:t xml:space="preserve">RF-26</w:t>
+            </w:r>
+          </w:p>
+        </w:tc>
+        <w:tc>
+          <w:tcPr>
+            <w:tcW w:type="dxa" w:w="3600"/>
+            <w:shd w:fill="FFFFFF" w:color="auto" w:val="clear"/>
+            <w:tcMar>
+              <w:top w:type="dxa" w:w="60"/>
+              <w:left w:type="dxa" w:w="90"/>
+              <w:bottom w:type="dxa" w:w="60"/>
+              <w:right w:type="dxa" w:w="90"/>
+            </w:tcMar>
+          </w:tcPr>
+          <w:p>
+            <w:pPr>
+              <w:spacing w:after="0" w:line="250"/>
+            </w:pPr>
+            <w:r>
+              <w:rPr>
+                <w:b w:val="false"/>
+                <w:bCs w:val="false"/>
+                <w:sz w:val="16"/>
+                <w:szCs w:val="16"/>
+              </w:rPr>
+              <w:t xml:space="preserve">Aislar los datos por cuenta: toda consulta o modificación so…</w:t>
+            </w:r>
+          </w:p>
+        </w:tc>
+        <w:tc>
+          <w:tcPr>
+            <w:tcW w:type="dxa" w:w="2100"/>
+            <w:shd w:fill="FFFFFF" w:color="auto" w:val="clear"/>
+            <w:tcMar>
+              <w:top w:type="dxa" w:w="60"/>
+              <w:left w:type="dxa" w:w="90"/>
+              <w:bottom w:type="dxa" w:w="60"/>
+              <w:right w:type="dxa" w:w="90"/>
+            </w:tcMar>
+          </w:tcPr>
+          <w:p>
+            <w:pPr>
+              <w:spacing w:after="0" w:line="250"/>
+            </w:pPr>
+            <w:r>
+              <w:rPr>
+                <w:b w:val="false"/>
+                <w:bCs w:val="false"/>
+                <w:sz w:val="16"/>
+                <w:szCs w:val="16"/>
+              </w:rPr>
+              <w:t xml:space="preserve">Derivado de RF-07, RF-09, RF-14 y RF-16; RN-SEG-001</w:t>
+            </w:r>
+          </w:p>
+        </w:tc>
+        <w:tc>
+          <w:tcPr>
+            <w:tcW w:type="dxa" w:w="900"/>
+            <w:shd w:fill="FFFFFF" w:color="auto" w:val="clear"/>
+            <w:tcMar>
+              <w:top w:type="dxa" w:w="60"/>
+              <w:left w:type="dxa" w:w="90"/>
+              <w:bottom w:type="dxa" w:w="60"/>
+              <w:right w:type="dxa" w:w="90"/>
+            </w:tcMar>
+          </w:tcPr>
+          <w:p>
+            <w:pPr>
+              <w:spacing w:after="0" w:line="250"/>
+            </w:pPr>
+            <w:r>
+              <w:rPr>
+                <w:b w:val="false"/>
+                <w:bCs w:val="false"/>
+                <w:sz w:val="16"/>
+                <w:szCs w:val="16"/>
+              </w:rPr>
+              <w:t xml:space="preserve">Must</w:t>
+            </w:r>
+          </w:p>
+        </w:tc>
+        <w:tc>
+          <w:tcPr>
+            <w:tcW w:type="dxa" w:w="1980"/>
+            <w:shd w:fill="FFFFFF" w:color="auto" w:val="clear"/>
+            <w:tcMar>
+              <w:top w:type="dxa" w:w="60"/>
+              <w:left w:type="dxa" w:w="90"/>
+              <w:bottom w:type="dxa" w:w="60"/>
+              <w:right w:type="dxa" w:w="90"/>
+            </w:tcMar>
+          </w:tcPr>
+          <w:p>
+            <w:pPr>
+              <w:spacing w:after="0" w:line="250"/>
+            </w:pPr>
+            <w:r>
+              <w:rPr>
+                <w:b w:val="false"/>
+                <w:bCs w:val="false"/>
+                <w:sz w:val="16"/>
+                <w:szCs w:val="16"/>
+              </w:rPr>
+              <w:t xml:space="preserve">RF-02</w:t>
             </w:r>
           </w:p>
         </w:tc>
@@ -41706,7 +42093,7 @@
                 <w:sz w:val="16"/>
                 <w:szCs w:val="16"/>
               </w:rPr>
-              <w:t xml:space="preserve">25</w:t>
+              <w:t xml:space="preserve">26</w:t>
             </w:r>
           </w:p>
         </w:tc>
@@ -41919,39 +42306,14 @@
           <w:sz w:val="18"/>
           <w:szCs w:val="18"/>
         </w:rPr>
-        <w:t xml:space="preserve">Referencias rotas  </w:t>
+        <w:t xml:space="preserve">Referencias  </w:t>
       </w:r>
       <w:r>
         <w:rPr>
           <w:sz w:val="20"/>
           <w:szCs w:val="20"/>
         </w:rPr>
-        <w:t xml:space="preserve">RF-26 aparece como dependencia de otros requisitos, pero no existe como ficha propia en la sección 4. O se escribe el requisito, o se corrige la dependencia.</w:t>
-      </w:r>
-    </w:p>
-    <w:p>
-      <w:pPr>
-        <w:spacing w:after="110" w:line="290"/>
-        <w:ind w:left="280"/>
-        <w:jc w:val="both"/>
-      </w:pPr>
-      <w:r>
-        <w:rPr>
-          <w:b/>
-          <w:bCs/>
-          <w:caps/>
-          <w:color w:val="5B6675"/>
-          <w:sz w:val="18"/>
-          <w:szCs w:val="18"/>
-        </w:rPr>
-        <w:t xml:space="preserve">Autodependencia  </w:t>
-      </w:r>
-      <w:r>
-        <w:rPr>
-          <w:sz w:val="20"/>
-          <w:szCs w:val="20"/>
-        </w:rPr>
-        <w:t xml:space="preserve">RF-13 se declara dependiente de sí mismo. Debe revisarse cuál era la dependencia real.</w:t>
+        <w:t xml:space="preserve">Todas las dependencias declaradas apuntan a requisitos que existen en la seccion 6. No hay referencias rotas ni autodependencias.</w:t>
       </w:r>
     </w:p>
     <w:p>

--- a/docs/Modelado de requisitos - Ojo al Gasto.docx
+++ b/docs/Modelado de requisitos - Ojo al Gasto.docx
@@ -1528,7 +1528,7 @@
                 <w:sz w:val="16"/>
                 <w:szCs w:val="16"/>
               </w:rPr>
-              <w:t xml:space="preserve">Formato Dado / Cuando / Entonces</w:t>
+              <w:t xml:space="preserve">Fichas de las secciones 5 a 7; pruebas en la 10</w:t>
             </w:r>
           </w:p>
         </w:tc>
@@ -1611,7 +1611,7 @@
                 <w:sz w:val="16"/>
                 <w:szCs w:val="16"/>
               </w:rPr>
-              <w:t xml:space="preserve">Sección 10</w:t>
+              <w:t xml:space="preserve">Sección 11</w:t>
             </w:r>
           </w:p>
         </w:tc>
@@ -1778,89 +1778,6 @@
                 <w:szCs w:val="16"/>
               </w:rPr>
               <w:t xml:space="preserve">Este documento es comprensivo</w:t>
-            </w:r>
-          </w:p>
-        </w:tc>
-        <w:tc>
-          <w:tcPr>
-            <w:tcW w:type="dxa" w:w="1960"/>
-            <w:shd w:fill="FFFFFF" w:color="auto" w:val="clear"/>
-            <w:tcMar>
-              <w:top w:type="dxa" w:w="60"/>
-              <w:left w:type="dxa" w:w="90"/>
-              <w:bottom w:type="dxa" w:w="60"/>
-              <w:right w:type="dxa" w:w="90"/>
-            </w:tcMar>
-          </w:tcPr>
-          <w:p>
-            <w:pPr>
-              <w:spacing w:after="0" w:line="250"/>
-            </w:pPr>
-            <w:r>
-              <w:rPr>
-                <w:b w:val="false"/>
-                <w:bCs w:val="false"/>
-                <w:sz w:val="16"/>
-                <w:szCs w:val="16"/>
-              </w:rPr>
-              <w:t xml:space="preserve">Cubierto</w:t>
-            </w:r>
-          </w:p>
-        </w:tc>
-      </w:tr>
-      <w:tr>
-        <w:trPr>
-          <w:tblHeader w:val="false"/>
-        </w:trPr>
-        <w:tc>
-          <w:tcPr>
-            <w:tcW w:type="dxa" w:w="3600"/>
-            <w:shd w:fill="FFFFFF" w:color="auto" w:val="clear"/>
-            <w:tcMar>
-              <w:top w:type="dxa" w:w="60"/>
-              <w:left w:type="dxa" w:w="90"/>
-              <w:bottom w:type="dxa" w:w="60"/>
-              <w:right w:type="dxa" w:w="90"/>
-            </w:tcMar>
-          </w:tcPr>
-          <w:p>
-            <w:pPr>
-              <w:spacing w:after="0" w:line="250"/>
-            </w:pPr>
-            <w:r>
-              <w:rPr>
-                <w:b w:val="false"/>
-                <w:bCs w:val="false"/>
-                <w:sz w:val="16"/>
-                <w:szCs w:val="16"/>
-              </w:rPr>
-              <w:t xml:space="preserve">4.3 Especificación basada en criterios de aceptación</w:t>
-            </w:r>
-          </w:p>
-        </w:tc>
-        <w:tc>
-          <w:tcPr>
-            <w:tcW w:type="dxa" w:w="3800"/>
-            <w:shd w:fill="FFFFFF" w:color="auto" w:val="clear"/>
-            <w:tcMar>
-              <w:top w:type="dxa" w:w="60"/>
-              <w:left w:type="dxa" w:w="90"/>
-              <w:bottom w:type="dxa" w:w="60"/>
-              <w:right w:type="dxa" w:w="90"/>
-            </w:tcMar>
-          </w:tcPr>
-          <w:p>
-            <w:pPr>
-              <w:spacing w:after="0" w:line="250"/>
-            </w:pPr>
-            <w:r>
-              <w:rPr>
-                <w:b w:val="false"/>
-                <w:bCs w:val="false"/>
-                <w:sz w:val="16"/>
-                <w:szCs w:val="16"/>
-              </w:rPr>
-              <w:t xml:space="preserve">Sección 10</w:t>
             </w:r>
           </w:p>
         </w:tc>
@@ -53853,7 +53770,7 @@
           <w:sz w:val="25"/>
           <w:szCs w:val="25"/>
         </w:rPr>
-        <w:t xml:space="preserve">11.2 Modelo entidad-relación</w:t>
+        <w:t xml:space="preserve">11.1 Casos de uso</w:t>
       </w:r>
     </w:p>
     <w:p>
@@ -53864,7 +53781,7 @@
       <w:r>
         <w:drawing>
           <wp:inline distT="0" distB="0" distL="0" distR="0">
-            <wp:extent cx="4238625" cy="7239000"/>
+            <wp:extent cx="5943600" cy="5848350"/>
             <wp:effectExtent t="0" r="0" b="0" l="0"/>
             <wp:docPr id="1" name="" descr="" title=""/>
             <wp:cNvGraphicFramePr>
@@ -53889,7 +53806,7 @@
                   <pic:spPr bwMode="auto">
                     <a:xfrm>
                       <a:off x="0" y="0"/>
-                      <a:ext cx="4238625" cy="7239000"/>
+                      <a:ext cx="5943600" cy="5848350"/>
                     </a:xfrm>
                     <a:prstGeom prst="rect">
                       <a:avLst/>
@@ -53915,23 +53832,7 @@
           <w:sz w:val="17"/>
           <w:szCs w:val="17"/>
         </w:rPr>
-        <w:t xml:space="preserve">Figura 6. Modelo entidad-relación.</w:t>
-      </w:r>
-    </w:p>
-    <w:p>
-      <w:pPr>
-        <w:pStyle w:val="Heading2"/>
-        <w:spacing w:after="150" w:before="300"/>
-      </w:pPr>
-      <w:r>
-        <w:rPr>
-          <w:b/>
-          <w:bCs/>
-          <w:color w:val="1F3864"/>
-          <w:sz w:val="25"/>
-          <w:szCs w:val="25"/>
-        </w:rPr>
-        <w:t xml:space="preserve">11.3 Diagrama de flujo</w:t>
+        <w:t xml:space="preserve">Figura 1. Casos de uso - cuenta y seguridad.</w:t>
       </w:r>
     </w:p>
     <w:p>
@@ -53942,7 +53843,7 @@
       <w:r>
         <w:drawing>
           <wp:inline distT="0" distB="0" distL="0" distR="0">
-            <wp:extent cx="2724150" cy="7239000"/>
+            <wp:extent cx="3390900" cy="7239000"/>
             <wp:effectExtent t="0" r="0" b="0" l="0"/>
             <wp:docPr id="1" name="" descr="" title=""/>
             <wp:cNvGraphicFramePr>
@@ -53967,7 +53868,7 @@
                   <pic:spPr bwMode="auto">
                     <a:xfrm>
                       <a:off x="0" y="0"/>
-                      <a:ext cx="2724150" cy="7239000"/>
+                      <a:ext cx="3390900" cy="7239000"/>
                     </a:xfrm>
                     <a:prstGeom prst="rect">
                       <a:avLst/>
@@ -53993,23 +53894,7 @@
           <w:sz w:val="17"/>
           <w:szCs w:val="17"/>
         </w:rPr>
-        <w:t xml:space="preserve">Figura 7. Diagrama de flujo.</w:t>
-      </w:r>
-    </w:p>
-    <w:p>
-      <w:pPr>
-        <w:pStyle w:val="Heading2"/>
-        <w:spacing w:after="150" w:before="300"/>
-      </w:pPr>
-      <w:r>
-        <w:rPr>
-          <w:b/>
-          <w:bCs/>
-          <w:color w:val="1F3864"/>
-          <w:sz w:val="25"/>
-          <w:szCs w:val="25"/>
-        </w:rPr>
-        <w:t xml:space="preserve">11.4 Arquitectura de software</w:t>
+        <w:t xml:space="preserve">Figura 2. Casos de uso - suscripciones y uso.</w:t>
       </w:r>
     </w:p>
     <w:p>
@@ -54020,7 +53905,7 @@
       <w:r>
         <w:drawing>
           <wp:inline distT="0" distB="0" distL="0" distR="0">
-            <wp:extent cx="5943600" cy="5438775"/>
+            <wp:extent cx="3724275" cy="7239000"/>
             <wp:effectExtent t="0" r="0" b="0" l="0"/>
             <wp:docPr id="1" name="" descr="" title=""/>
             <wp:cNvGraphicFramePr>
@@ -54045,7 +53930,7 @@
                   <pic:spPr bwMode="auto">
                     <a:xfrm>
                       <a:off x="0" y="0"/>
-                      <a:ext cx="5943600" cy="5438775"/>
+                      <a:ext cx="3724275" cy="7239000"/>
                     </a:xfrm>
                     <a:prstGeom prst="rect">
                       <a:avLst/>
@@ -54071,23 +53956,7 @@
           <w:sz w:val="17"/>
           <w:szCs w:val="17"/>
         </w:rPr>
-        <w:t xml:space="preserve">Figura 8. Arquitectura de software.</w:t>
-      </w:r>
-    </w:p>
-    <w:p>
-      <w:pPr>
-        <w:pStyle w:val="Heading2"/>
-        <w:spacing w:after="150" w:before="300"/>
-      </w:pPr>
-      <w:r>
-        <w:rPr>
-          <w:b/>
-          <w:bCs/>
-          <w:color w:val="1F3864"/>
-          <w:sz w:val="25"/>
-          <w:szCs w:val="25"/>
-        </w:rPr>
-        <w:t xml:space="preserve">11.5 Secuencia · detección y registro</w:t>
+        <w:t xml:space="preserve">Figura 3. Casos de uso - datos, panel y alertas.</w:t>
       </w:r>
     </w:p>
     <w:p>
@@ -54098,7 +53967,7 @@
       <w:r>
         <w:drawing>
           <wp:inline distT="0" distB="0" distL="0" distR="0">
-            <wp:extent cx="2771775" cy="7239000"/>
+            <wp:extent cx="5943600" cy="4676775"/>
             <wp:effectExtent t="0" r="0" b="0" l="0"/>
             <wp:docPr id="1" name="" descr="" title=""/>
             <wp:cNvGraphicFramePr>
@@ -54123,6 +53992,380 @@
                   <pic:spPr bwMode="auto">
                     <a:xfrm>
                       <a:off x="0" y="0"/>
+                      <a:ext cx="5943600" cy="4676775"/>
+                    </a:xfrm>
+                    <a:prstGeom prst="rect">
+                      <a:avLst/>
+                    </a:prstGeom>
+                  </pic:spPr>
+                </pic:pic>
+              </a:graphicData>
+            </a:graphic>
+          </wp:inline>
+        </w:drawing>
+      </w:r>
+    </w:p>
+    <w:p>
+      <w:pPr>
+        <w:spacing w:after="240"/>
+        <w:jc w:val="center"/>
+      </w:pPr>
+      <w:r>
+        <w:rPr>
+          <w:i/>
+          <w:iCs/>
+          <w:color w:val="5B6675"/>
+          <w:sz w:val="17"/>
+          <w:szCs w:val="17"/>
+        </w:rPr>
+        <w:t xml:space="preserve">Figura 4. Casos de uso - plan Premium y asistente.</w:t>
+      </w:r>
+    </w:p>
+    <w:p>
+      <w:pPr>
+        <w:spacing w:after="90" w:before="200"/>
+        <w:jc w:val="center"/>
+      </w:pPr>
+      <w:r>
+        <w:drawing>
+          <wp:inline distT="0" distB="0" distL="0" distR="0">
+            <wp:extent cx="4333875" cy="7239000"/>
+            <wp:effectExtent t="0" r="0" b="0" l="0"/>
+            <wp:docPr id="1" name="" descr="" title=""/>
+            <wp:cNvGraphicFramePr>
+              <a:graphicFrameLocks xmlns:a="http://schemas.openxmlformats.org/drawingml/2006/main" noChangeAspect="1"/>
+            </wp:cNvGraphicFramePr>
+            <a:graphic xmlns:a="http://schemas.openxmlformats.org/drawingml/2006/main">
+              <a:graphicData uri="http://schemas.openxmlformats.org/drawingml/2006/picture">
+                <pic:pic xmlns:pic="http://schemas.openxmlformats.org/drawingml/2006/picture">
+                  <pic:nvPicPr>
+                    <pic:cNvPr id="0" name="" descr=""/>
+                    <pic:cNvPicPr>
+                      <a:picLocks noChangeAspect="1" noChangeArrowheads="1"/>
+                    </pic:cNvPicPr>
+                  </pic:nvPicPr>
+                  <pic:blipFill>
+                    <a:blip r:embed="rId12" cstate="none"/>
+                    <a:srcRect/>
+                    <a:stretch>
+                      <a:fillRect/>
+                    </a:stretch>
+                  </pic:blipFill>
+                  <pic:spPr bwMode="auto">
+                    <a:xfrm>
+                      <a:off x="0" y="0"/>
+                      <a:ext cx="4333875" cy="7239000"/>
+                    </a:xfrm>
+                    <a:prstGeom prst="rect">
+                      <a:avLst/>
+                    </a:prstGeom>
+                  </pic:spPr>
+                </pic:pic>
+              </a:graphicData>
+            </a:graphic>
+          </wp:inline>
+        </w:drawing>
+      </w:r>
+    </w:p>
+    <w:p>
+      <w:pPr>
+        <w:spacing w:after="240"/>
+        <w:jc w:val="center"/>
+      </w:pPr>
+      <w:r>
+        <w:rPr>
+          <w:i/>
+          <w:iCs/>
+          <w:color w:val="5B6675"/>
+          <w:sz w:val="17"/>
+          <w:szCs w:val="17"/>
+        </w:rPr>
+        <w:t xml:space="preserve">Figura 5. Casos de uso - procesos automaticos.</w:t>
+      </w:r>
+    </w:p>
+    <w:p>
+      <w:pPr>
+        <w:pStyle w:val="Heading2"/>
+        <w:spacing w:after="150" w:before="300"/>
+      </w:pPr>
+      <w:r>
+        <w:rPr>
+          <w:b/>
+          <w:bCs/>
+          <w:color w:val="1F3864"/>
+          <w:sz w:val="25"/>
+          <w:szCs w:val="25"/>
+        </w:rPr>
+        <w:t xml:space="preserve">11.2 Modelo entidad-relación</w:t>
+      </w:r>
+    </w:p>
+    <w:p>
+      <w:pPr>
+        <w:spacing w:after="90" w:before="200"/>
+        <w:jc w:val="center"/>
+      </w:pPr>
+      <w:r>
+        <w:drawing>
+          <wp:inline distT="0" distB="0" distL="0" distR="0">
+            <wp:extent cx="4238625" cy="7239000"/>
+            <wp:effectExtent t="0" r="0" b="0" l="0"/>
+            <wp:docPr id="1" name="" descr="" title=""/>
+            <wp:cNvGraphicFramePr>
+              <a:graphicFrameLocks xmlns:a="http://schemas.openxmlformats.org/drawingml/2006/main" noChangeAspect="1"/>
+            </wp:cNvGraphicFramePr>
+            <a:graphic xmlns:a="http://schemas.openxmlformats.org/drawingml/2006/main">
+              <a:graphicData uri="http://schemas.openxmlformats.org/drawingml/2006/picture">
+                <pic:pic xmlns:pic="http://schemas.openxmlformats.org/drawingml/2006/picture">
+                  <pic:nvPicPr>
+                    <pic:cNvPr id="0" name="" descr=""/>
+                    <pic:cNvPicPr>
+                      <a:picLocks noChangeAspect="1" noChangeArrowheads="1"/>
+                    </pic:cNvPicPr>
+                  </pic:nvPicPr>
+                  <pic:blipFill>
+                    <a:blip r:embed="rId13" cstate="none"/>
+                    <a:srcRect/>
+                    <a:stretch>
+                      <a:fillRect/>
+                    </a:stretch>
+                  </pic:blipFill>
+                  <pic:spPr bwMode="auto">
+                    <a:xfrm>
+                      <a:off x="0" y="0"/>
+                      <a:ext cx="4238625" cy="7239000"/>
+                    </a:xfrm>
+                    <a:prstGeom prst="rect">
+                      <a:avLst/>
+                    </a:prstGeom>
+                  </pic:spPr>
+                </pic:pic>
+              </a:graphicData>
+            </a:graphic>
+          </wp:inline>
+        </w:drawing>
+      </w:r>
+    </w:p>
+    <w:p>
+      <w:pPr>
+        <w:spacing w:after="240"/>
+        <w:jc w:val="center"/>
+      </w:pPr>
+      <w:r>
+        <w:rPr>
+          <w:i/>
+          <w:iCs/>
+          <w:color w:val="5B6675"/>
+          <w:sz w:val="17"/>
+          <w:szCs w:val="17"/>
+        </w:rPr>
+        <w:t xml:space="preserve">Figura 6. Modelo entidad-relación.</w:t>
+      </w:r>
+    </w:p>
+    <w:p>
+      <w:pPr>
+        <w:pStyle w:val="Heading2"/>
+        <w:spacing w:after="150" w:before="300"/>
+      </w:pPr>
+      <w:r>
+        <w:rPr>
+          <w:b/>
+          <w:bCs/>
+          <w:color w:val="1F3864"/>
+          <w:sz w:val="25"/>
+          <w:szCs w:val="25"/>
+        </w:rPr>
+        <w:t xml:space="preserve">11.3 Diagrama de flujo</w:t>
+      </w:r>
+    </w:p>
+    <w:p>
+      <w:pPr>
+        <w:spacing w:after="90" w:before="200"/>
+        <w:jc w:val="center"/>
+      </w:pPr>
+      <w:r>
+        <w:drawing>
+          <wp:inline distT="0" distB="0" distL="0" distR="0">
+            <wp:extent cx="2724150" cy="7239000"/>
+            <wp:effectExtent t="0" r="0" b="0" l="0"/>
+            <wp:docPr id="1" name="" descr="" title=""/>
+            <wp:cNvGraphicFramePr>
+              <a:graphicFrameLocks xmlns:a="http://schemas.openxmlformats.org/drawingml/2006/main" noChangeAspect="1"/>
+            </wp:cNvGraphicFramePr>
+            <a:graphic xmlns:a="http://schemas.openxmlformats.org/drawingml/2006/main">
+              <a:graphicData uri="http://schemas.openxmlformats.org/drawingml/2006/picture">
+                <pic:pic xmlns:pic="http://schemas.openxmlformats.org/drawingml/2006/picture">
+                  <pic:nvPicPr>
+                    <pic:cNvPr id="0" name="" descr=""/>
+                    <pic:cNvPicPr>
+                      <a:picLocks noChangeAspect="1" noChangeArrowheads="1"/>
+                    </pic:cNvPicPr>
+                  </pic:nvPicPr>
+                  <pic:blipFill>
+                    <a:blip r:embed="rId14" cstate="none"/>
+                    <a:srcRect/>
+                    <a:stretch>
+                      <a:fillRect/>
+                    </a:stretch>
+                  </pic:blipFill>
+                  <pic:spPr bwMode="auto">
+                    <a:xfrm>
+                      <a:off x="0" y="0"/>
+                      <a:ext cx="2724150" cy="7239000"/>
+                    </a:xfrm>
+                    <a:prstGeom prst="rect">
+                      <a:avLst/>
+                    </a:prstGeom>
+                  </pic:spPr>
+                </pic:pic>
+              </a:graphicData>
+            </a:graphic>
+          </wp:inline>
+        </w:drawing>
+      </w:r>
+    </w:p>
+    <w:p>
+      <w:pPr>
+        <w:spacing w:after="240"/>
+        <w:jc w:val="center"/>
+      </w:pPr>
+      <w:r>
+        <w:rPr>
+          <w:i/>
+          <w:iCs/>
+          <w:color w:val="5B6675"/>
+          <w:sz w:val="17"/>
+          <w:szCs w:val="17"/>
+        </w:rPr>
+        <w:t xml:space="preserve">Figura 7. Diagrama de flujo.</w:t>
+      </w:r>
+    </w:p>
+    <w:p>
+      <w:pPr>
+        <w:pStyle w:val="Heading2"/>
+        <w:spacing w:after="150" w:before="300"/>
+      </w:pPr>
+      <w:r>
+        <w:rPr>
+          <w:b/>
+          <w:bCs/>
+          <w:color w:val="1F3864"/>
+          <w:sz w:val="25"/>
+          <w:szCs w:val="25"/>
+        </w:rPr>
+        <w:t xml:space="preserve">11.4 Arquitectura de software</w:t>
+      </w:r>
+    </w:p>
+    <w:p>
+      <w:pPr>
+        <w:spacing w:after="90" w:before="200"/>
+        <w:jc w:val="center"/>
+      </w:pPr>
+      <w:r>
+        <w:drawing>
+          <wp:inline distT="0" distB="0" distL="0" distR="0">
+            <wp:extent cx="5943600" cy="5438775"/>
+            <wp:effectExtent t="0" r="0" b="0" l="0"/>
+            <wp:docPr id="1" name="" descr="" title=""/>
+            <wp:cNvGraphicFramePr>
+              <a:graphicFrameLocks xmlns:a="http://schemas.openxmlformats.org/drawingml/2006/main" noChangeAspect="1"/>
+            </wp:cNvGraphicFramePr>
+            <a:graphic xmlns:a="http://schemas.openxmlformats.org/drawingml/2006/main">
+              <a:graphicData uri="http://schemas.openxmlformats.org/drawingml/2006/picture">
+                <pic:pic xmlns:pic="http://schemas.openxmlformats.org/drawingml/2006/picture">
+                  <pic:nvPicPr>
+                    <pic:cNvPr id="0" name="" descr=""/>
+                    <pic:cNvPicPr>
+                      <a:picLocks noChangeAspect="1" noChangeArrowheads="1"/>
+                    </pic:cNvPicPr>
+                  </pic:nvPicPr>
+                  <pic:blipFill>
+                    <a:blip r:embed="rId15" cstate="none"/>
+                    <a:srcRect/>
+                    <a:stretch>
+                      <a:fillRect/>
+                    </a:stretch>
+                  </pic:blipFill>
+                  <pic:spPr bwMode="auto">
+                    <a:xfrm>
+                      <a:off x="0" y="0"/>
+                      <a:ext cx="5943600" cy="5438775"/>
+                    </a:xfrm>
+                    <a:prstGeom prst="rect">
+                      <a:avLst/>
+                    </a:prstGeom>
+                  </pic:spPr>
+                </pic:pic>
+              </a:graphicData>
+            </a:graphic>
+          </wp:inline>
+        </w:drawing>
+      </w:r>
+    </w:p>
+    <w:p>
+      <w:pPr>
+        <w:spacing w:after="240"/>
+        <w:jc w:val="center"/>
+      </w:pPr>
+      <w:r>
+        <w:rPr>
+          <w:i/>
+          <w:iCs/>
+          <w:color w:val="5B6675"/>
+          <w:sz w:val="17"/>
+          <w:szCs w:val="17"/>
+        </w:rPr>
+        <w:t xml:space="preserve">Figura 8. Arquitectura de software.</w:t>
+      </w:r>
+    </w:p>
+    <w:p>
+      <w:pPr>
+        <w:pStyle w:val="Heading2"/>
+        <w:spacing w:after="150" w:before="300"/>
+      </w:pPr>
+      <w:r>
+        <w:rPr>
+          <w:b/>
+          <w:bCs/>
+          <w:color w:val="1F3864"/>
+          <w:sz w:val="25"/>
+          <w:szCs w:val="25"/>
+        </w:rPr>
+        <w:t xml:space="preserve">11.5 Secuencia · detección y registro</w:t>
+      </w:r>
+    </w:p>
+    <w:p>
+      <w:pPr>
+        <w:spacing w:after="90" w:before="200"/>
+        <w:jc w:val="center"/>
+      </w:pPr>
+      <w:r>
+        <w:drawing>
+          <wp:inline distT="0" distB="0" distL="0" distR="0">
+            <wp:extent cx="2771775" cy="7239000"/>
+            <wp:effectExtent t="0" r="0" b="0" l="0"/>
+            <wp:docPr id="1" name="" descr="" title=""/>
+            <wp:cNvGraphicFramePr>
+              <a:graphicFrameLocks xmlns:a="http://schemas.openxmlformats.org/drawingml/2006/main" noChangeAspect="1"/>
+            </wp:cNvGraphicFramePr>
+            <a:graphic xmlns:a="http://schemas.openxmlformats.org/drawingml/2006/main">
+              <a:graphicData uri="http://schemas.openxmlformats.org/drawingml/2006/picture">
+                <pic:pic xmlns:pic="http://schemas.openxmlformats.org/drawingml/2006/picture">
+                  <pic:nvPicPr>
+                    <pic:cNvPr id="0" name="" descr=""/>
+                    <pic:cNvPicPr>
+                      <a:picLocks noChangeAspect="1" noChangeArrowheads="1"/>
+                    </pic:cNvPicPr>
+                  </pic:nvPicPr>
+                  <pic:blipFill>
+                    <a:blip r:embed="rId16" cstate="none"/>
+                    <a:srcRect/>
+                    <a:stretch>
+                      <a:fillRect/>
+                    </a:stretch>
+                  </pic:blipFill>
+                  <pic:spPr bwMode="auto">
+                    <a:xfrm>
+                      <a:off x="0" y="0"/>
                       <a:ext cx="2771775" cy="7239000"/>
                     </a:xfrm>
                     <a:prstGeom prst="rect">
@@ -54192,7 +54435,7 @@
                     </pic:cNvPicPr>
                   </pic:nvPicPr>
                   <pic:blipFill>
-                    <a:blip r:embed="rId12" cstate="none"/>
+                    <a:blip r:embed="rId17" cstate="none"/>
                     <a:srcRect/>
                     <a:stretch>
                       <a:fillRect/>

--- a/docs/Modelado de requisitos - Ojo al Gasto.docx
+++ b/docs/Modelado de requisitos - Ojo al Gasto.docx
@@ -287,7 +287,7 @@
           <w:sz w:val="20"/>
           <w:szCs w:val="20"/>
         </w:rPr>
-        <w:t xml:space="preserve">Cada elemento se presenta como una ficha, con su identificador, sus atributos en una tira superior y sus contenidos extensos debajo. Los identificadores siguen un formato único:</w:t>
+        <w:t xml:space="preserve">Cada elemento se presenta como una ficha, con su identificador, sus atributos en una tira superior y sus contenidos extensos debajo. Los identificadores siguen un formato único. Los cinco primeros nombran elementos del modelo de requisitos; los dos últimos, su comprobación en la sección 10:</w:t>
       </w:r>
     </w:p>
     <w:tbl>
@@ -303,16 +303,18 @@
         </w:tblBorders>
       </w:tblPr>
       <w:tblGrid>
-        <w:gridCol w:w="1872"/>
-        <w:gridCol w:w="1872"/>
-        <w:gridCol w:w="1872"/>
-        <w:gridCol w:w="1872"/>
-        <w:gridCol w:w="1872"/>
+        <w:gridCol w:w="1337"/>
+        <w:gridCol w:w="1337"/>
+        <w:gridCol w:w="1337"/>
+        <w:gridCol w:w="1337"/>
+        <w:gridCol w:w="1337"/>
+        <w:gridCol w:w="1337"/>
+        <w:gridCol w:w="1337"/>
       </w:tblGrid>
       <w:tr>
         <w:tc>
           <w:tcPr>
-            <w:tcW w:type="dxa" w:w="1872"/>
+            <w:tcW w:type="dxa" w:w="1337"/>
             <w:shd w:fill="F4F7FB" w:color="auto" w:val="clear"/>
             <w:tcMar>
               <w:top w:type="dxa" w:w="60"/>
@@ -352,7 +354,7 @@
         </w:tc>
         <w:tc>
           <w:tcPr>
-            <w:tcW w:type="dxa" w:w="1872"/>
+            <w:tcW w:type="dxa" w:w="1337"/>
             <w:shd w:fill="F4F7FB" w:color="auto" w:val="clear"/>
             <w:tcMar>
               <w:top w:type="dxa" w:w="60"/>
@@ -392,7 +394,7 @@
         </w:tc>
         <w:tc>
           <w:tcPr>
-            <w:tcW w:type="dxa" w:w="1872"/>
+            <w:tcW w:type="dxa" w:w="1337"/>
             <w:shd w:fill="F4F7FB" w:color="auto" w:val="clear"/>
             <w:tcMar>
               <w:top w:type="dxa" w:w="60"/>
@@ -432,7 +434,7 @@
         </w:tc>
         <w:tc>
           <w:tcPr>
-            <w:tcW w:type="dxa" w:w="1872"/>
+            <w:tcW w:type="dxa" w:w="1337"/>
             <w:shd w:fill="F4F7FB" w:color="auto" w:val="clear"/>
             <w:tcMar>
               <w:top w:type="dxa" w:w="60"/>
@@ -472,7 +474,7 @@
         </w:tc>
         <w:tc>
           <w:tcPr>
-            <w:tcW w:type="dxa" w:w="1872"/>
+            <w:tcW w:type="dxa" w:w="1337"/>
             <w:shd w:fill="F4F7FB" w:color="auto" w:val="clear"/>
             <w:tcMar>
               <w:top w:type="dxa" w:w="60"/>
@@ -507,6 +509,86 @@
                 <w:szCs w:val="18"/>
               </w:rPr>
               <w:t xml:space="preserve">Caso de uso</w:t>
+            </w:r>
+          </w:p>
+        </w:tc>
+        <w:tc>
+          <w:tcPr>
+            <w:tcW w:type="dxa" w:w="1337"/>
+            <w:shd w:fill="F4F7FB" w:color="auto" w:val="clear"/>
+            <w:tcMar>
+              <w:top w:type="dxa" w:w="60"/>
+              <w:left w:type="dxa" w:w="110"/>
+              <w:bottom w:type="dxa" w:w="60"/>
+              <w:right w:type="dxa" w:w="110"/>
+            </w:tcMar>
+          </w:tcPr>
+          <w:p>
+            <w:pPr>
+              <w:spacing w:after="20"/>
+            </w:pPr>
+            <w:r>
+              <w:rPr>
+                <w:b/>
+                <w:bCs/>
+                <w:caps/>
+                <w:color w:val="5B6675"/>
+                <w:sz w:val="15"/>
+                <w:szCs w:val="15"/>
+              </w:rPr>
+              <w:t xml:space="preserve">TC-nn</w:t>
+            </w:r>
+          </w:p>
+          <w:p>
+            <w:pPr>
+              <w:spacing w:after="0"/>
+            </w:pPr>
+            <w:r>
+              <w:rPr>
+                <w:sz w:val="18"/>
+                <w:szCs w:val="18"/>
+              </w:rPr>
+              <w:t xml:space="preserve">Caso de prueba</w:t>
+            </w:r>
+          </w:p>
+        </w:tc>
+        <w:tc>
+          <w:tcPr>
+            <w:tcW w:type="dxa" w:w="1337"/>
+            <w:shd w:fill="F4F7FB" w:color="auto" w:val="clear"/>
+            <w:tcMar>
+              <w:top w:type="dxa" w:w="60"/>
+              <w:left w:type="dxa" w:w="110"/>
+              <w:bottom w:type="dxa" w:w="60"/>
+              <w:right w:type="dxa" w:w="110"/>
+            </w:tcMar>
+          </w:tcPr>
+          <w:p>
+            <w:pPr>
+              <w:spacing w:after="20"/>
+            </w:pPr>
+            <w:r>
+              <w:rPr>
+                <w:b/>
+                <w:bCs/>
+                <w:caps/>
+                <w:color w:val="5B6675"/>
+                <w:sz w:val="15"/>
+                <w:szCs w:val="15"/>
+              </w:rPr>
+              <w:t xml:space="preserve">PNF-nn</w:t>
+            </w:r>
+          </w:p>
+          <w:p>
+            <w:pPr>
+              <w:spacing w:after="0"/>
+            </w:pPr>
+            <w:r>
+              <w:rPr>
+                <w:sz w:val="18"/>
+                <w:szCs w:val="18"/>
+              </w:rPr>
+              <w:t xml:space="preserve">Prueba no funcional</w:t>
             </w:r>
           </w:p>
         </w:tc>
@@ -6864,7 +6946,7 @@
           <w:sz w:val="20"/>
           <w:szCs w:val="20"/>
         </w:rPr>
-        <w:t xml:space="preserve">El sistema solo generará una recomendación de cambio de plan o contratación de combo cuando el ahorro estimado sea igual o superior al 15% del costo mensual equivalente y exista información de precios válida y vigente.</w:t>
+        <w:t xml:space="preserve">El sistema etiquetará como posible bajo uso toda suscripción activa que acumule 45 días consecutivos sin interacción registrada. La etiqueta es informativa: señala la suscripción como candidata a revisión y no la cancela ni la modifica por sí sola.</w:t>
       </w:r>
     </w:p>
     <w:p>
@@ -8777,7 +8859,7 @@
           <w:sz w:val="20"/>
           <w:szCs w:val="20"/>
         </w:rPr>
-        <w:t xml:space="preserve">Antes de enviar información a un proveedor externo de IA, el sistema debe eliminar o enmascarar los datos personales y financieros definidos en la política de privacidad. Si no puede determinar con suficiente confianza que el contenido fue sanitizado, debe bloquear el envío y mostrar un mensaje al usuario.</w:t>
+        <w:t xml:space="preserve">Si la llamada al proveedor externo de IA excede el tiempo de espera definido, el sistema debe informar al usuario la limitación y ofrecer una alternativa útil. En ningún caso se presentará un resultado parcial o generado localmente como si fuera respuesta de la IA.</w:t>
       </w:r>
     </w:p>
     <w:p>

--- a/docs/Modelado de requisitos - Ojo al Gasto.docx
+++ b/docs/Modelado de requisitos - Ojo al Gasto.docx
@@ -54189,7 +54189,7 @@
       <w:r>
         <w:drawing>
           <wp:inline distT="0" distB="0" distL="0" distR="0">
-            <wp:extent cx="4238625" cy="7239000"/>
+            <wp:extent cx="2724150" cy="7239000"/>
             <wp:effectExtent t="0" r="0" b="0" l="0"/>
             <wp:docPr id="1" name="" descr="" title=""/>
             <wp:cNvGraphicFramePr>
@@ -54214,7 +54214,7 @@
                   <pic:spPr bwMode="auto">
                     <a:xfrm>
                       <a:off x="0" y="0"/>
-                      <a:ext cx="4238625" cy="7239000"/>
+                      <a:ext cx="2724150" cy="7239000"/>
                     </a:xfrm>
                     <a:prstGeom prst="rect">
                       <a:avLst/>
@@ -54267,7 +54267,7 @@
       <w:r>
         <w:drawing>
           <wp:inline distT="0" distB="0" distL="0" distR="0">
-            <wp:extent cx="2724150" cy="7239000"/>
+            <wp:extent cx="5943600" cy="3848100"/>
             <wp:effectExtent t="0" r="0" b="0" l="0"/>
             <wp:docPr id="1" name="" descr="" title=""/>
             <wp:cNvGraphicFramePr>
@@ -54292,7 +54292,7 @@
                   <pic:spPr bwMode="auto">
                     <a:xfrm>
                       <a:off x="0" y="0"/>
-                      <a:ext cx="2724150" cy="7239000"/>
+                      <a:ext cx="5943600" cy="3848100"/>
                     </a:xfrm>
                     <a:prstGeom prst="rect">
                       <a:avLst/>
